--- a/熊猫成仙，从青竹山开始/第一卷 龙蛇起陆/第023章 一句谎话瞒过陈家.docx
+++ b/熊猫成仙，从青竹山开始/第一卷 龙蛇起陆/第023章 一句谎话瞒过陈家.docx
@@ -677,7 +677,7 @@
           <w:sz w:val="27"/>
           <w:szCs w:val="27"/>
         </w:rPr>
-        <w:t xml:space="preserve">竹长庚没有说话。</w:t>
+        <w:t xml:space="preserve">竹长庚没有往下问。</w:t>
       </w:r>
     </w:p>
     <w:p>
@@ -859,7 +859,7 @@
           <w:sz w:val="27"/>
           <w:szCs w:val="27"/>
         </w:rPr>
-        <w:t xml:space="preserve">吴管事没有说话。</w:t>
+        <w:t xml:space="preserve">吴管事没接这句话。</w:t>
       </w:r>
     </w:p>
     <w:p>
@@ -1615,7 +1615,7 @@
           <w:sz w:val="27"/>
           <w:szCs w:val="27"/>
         </w:rPr>
-        <w:t xml:space="preserve">竹守真在他身后站了一会儿。</w:t>
+        <w:t xml:space="preserve">竹守真在他身后站着，脚尖蹭着门槛。</w:t>
       </w:r>
     </w:p>
     <w:p>
